--- a/plantilla-resumen-2026.docx
+++ b/plantilla-resumen-2026.docx
@@ -120,7 +120,21 @@
                 <w:sz w:val="20"/>
                 <w:szCs w:val="20"/>
               </w:rPr>
-              <w:t xml:space="preserve">2.  Guarda el archivo en PDF, nombrado según tu modalidad:</w:t>
+              <w:t xml:space="preserve">2.  Guarda el archivo en PDF.</w:t>
+            </w:r>
+          </w:p>
+          <w:p>
+            <w:pPr>
+              <w:spacing w:after="40"/>
+            </w:pPr>
+            <w:r>
+              <w:rPr>
+                <w:rFonts w:ascii="Calibri" w:cs="Calibri" w:eastAsia="Calibri" w:hAnsi="Calibri"/>
+                <w:color w:val="111820"/>
+                <w:sz w:val="20"/>
+                <w:szCs w:val="20"/>
+              </w:rPr>
+              <w:t xml:space="preserve">3.  Adjúntalo en el formulario de la convocatoria:</w:t>
             </w:r>
           </w:p>
           <w:p>
@@ -136,7 +150,7 @@
                 <w:sz w:val="20"/>
                 <w:szCs w:val="20"/>
               </w:rPr>
-              <w:t xml:space="preserve">        CORTA_Apellido_TituloBreve.pdf        ·        POSTER_Apellido_TituloBreve.pdf</w:t>
+              <w:t xml:space="preserve">        https://forms.gle/kNN5gxpadhhdDhmG6</w:t>
             </w:r>
           </w:p>
           <w:p>
@@ -146,16 +160,16 @@
             <w:r>
               <w:rPr>
                 <w:rFonts w:ascii="Calibri" w:cs="Calibri" w:eastAsia="Calibri" w:hAnsi="Calibri"/>
-                <w:color w:val="111820"/>
-                <w:sz w:val="20"/>
-                <w:szCs w:val="20"/>
+                <w:color w:val="7C8896"/>
+                <w:sz w:val="19"/>
+                <w:szCs w:val="19"/>
               </w:rPr>
-              <w:t xml:space="preserve">3.  Súbelo a la carpeta de la convocatoria y escribe a javiersierra@usta.edu.co para dejar constancia de tu envío.</w:t>
+              <w:t xml:space="preserve">Para subir el archivo necesitas una cuenta de Google; sirve cualquiera, no tiene que ser institucional. Al enviar recibes una copia por correo, que es tu comprobante.</w:t>
             </w:r>
           </w:p>
           <w:p>
             <w:pPr>
-              <w:spacing w:after="120"/>
+              <w:spacing w:after="0"/>
             </w:pPr>
             <w:r>
               <w:rPr>
